--- a/network/file/教学大纲.docx
+++ b/network/file/教学大纲.docx
@@ -361,7 +361,13 @@
               <w:rPr>
                 <w:rFonts w:hint="eastAsia"/>
               </w:rPr>
-              <w:t>48</w:t>
+              <w:t>4</w:t>
+            </w:r>
+            <w:r>
+              <w:rPr>
+                <w:rFonts w:hint="eastAsia"/>
+              </w:rPr>
+              <w:t>0</w:t>
             </w:r>
           </w:p>
         </w:tc>
@@ -442,18 +448,21 @@
             <w:pPr>
               <w:spacing w:line="360" w:lineRule="auto"/>
               <w:jc w:val="center"/>
-            </w:pPr>
-            <w:r>
               <w:rPr>
                 <w:rFonts w:hint="eastAsia"/>
               </w:rPr>
+            </w:pPr>
+            <w:r>
+              <w:rPr>
+                <w:rFonts w:hint="eastAsia"/>
+              </w:rPr>
               <w:t>实践学时：</w:t>
             </w:r>
             <w:r>
               <w:rPr>
                 <w:rFonts w:hint="eastAsia"/>
               </w:rPr>
-              <w:t>0</w:t>
+              <w:t>12</w:t>
             </w:r>
           </w:p>
         </w:tc>
@@ -880,7 +889,7 @@
                 <w:rFonts w:hint="eastAsia"/>
                 <w:b/>
               </w:rPr>
-              <w:t>刘品洁</w:t>
+              <w:t>苗立明</w:t>
             </w:r>
           </w:p>
         </w:tc>
